--- a/FedRAMP/CSW-FedRAMP-Reference-Design.docx
+++ b/FedRAMP/CSW-FedRAMP-Reference-Design.docx
@@ -37,13 +37,13 @@
         <w:t xml:space="preserve">Cisco Secure Workload — FedRAMP (Federal Risk and Authorization Management Program)</w:t>
       </w:r>
     </w:p>
-    <w:bookmarkStart w:id="9" w:name="X9b951dd183aa04b71f43cd1fd6fc57831292b87"/>
+    <w:bookmarkStart w:id="9" w:name="X49d38b184f501b4ac62906a1a378318d714716d"/>
     <w:p>
       <w:pPr>
         <w:pStyle w:val="Heading2"/>
       </w:pPr>
       <w:r>
-        <w:t xml:space="preserve">Technical Runbook | Moderate Baseline &amp; Continuous Monitoring Evidence</w:t>
+        <w:t xml:space="preserve">Reference Design | Moderate Baseline &amp; Continuous Monitoring Evidence</w:t>
       </w:r>
     </w:p>
     <w:p>
@@ -182,7 +182,7 @@
           <w:b/>
           <w:bCs/>
         </w:rPr>
-        <w:t xml:space="preserve">Questions this runbook helps you answer:</w:t>
+        <w:t xml:space="preserve">Questions this reference design helps you answer:</w:t>
       </w:r>
     </w:p>
     <w:p>
@@ -722,7 +722,7 @@
         <w:t xml:space="preserve"> </w:t>
       </w:r>
       <w:r>
-        <w:t xml:space="preserve">This runbook describes how CSW deployed</w:t>
+        <w:t xml:space="preserve">This reference design describes how CSW deployed</w:t>
       </w:r>
       <w:r>
         <w:t xml:space="preserve"> </w:t>
@@ -2036,7 +2036,7 @@
           <w:rPr>
             <w:rStyle w:val="Hyperlink"/>
           </w:rPr>
-          <w:t xml:space="preserve">NIST 800-53 Rev 5 runbook coverage</w:t>
+          <w:t xml:space="preserve">NIST 800-53 Rev 5 reference design coverage</w:t>
         </w:r>
       </w:hyperlink>
       <w:r>
@@ -6045,7 +6045,7 @@
           <w:rPr>
             <w:rStyle w:val="Hyperlink"/>
           </w:rPr>
-          <w:t xml:space="preserve">FIPS runbook</w:t>
+          <w:t xml:space="preserve">FIPS reference design</w:t>
         </w:r>
       </w:hyperlink>
       <w:r>
@@ -7401,13 +7401,13 @@
       </w:r>
     </w:p>
     <w:bookmarkEnd w:id="59"/>
-    <w:bookmarkStart w:id="60" w:name="Xb9a473f5bea116fd003983cc1b4782291eb6a7d"/>
+    <w:bookmarkStart w:id="60" w:name="Xcdbb769fb9d9ba868ed2a3d66bc7067f880704b"/>
     <w:p>
       <w:pPr>
         <w:pStyle w:val="Heading2"/>
       </w:pPr>
       <w:r>
-        <w:t xml:space="preserve">Appendix A — Alignment to In-Repo NIST 800-53 Runbook</w:t>
+        <w:t xml:space="preserve">Appendix A — Alignment to In-Repo NIST 800-53 Reference design</w:t>
       </w:r>
     </w:p>
     <w:p>
@@ -7427,7 +7427,7 @@
           <w:rPr>
             <w:rStyle w:val="Hyperlink"/>
           </w:rPr>
-          <w:t xml:space="preserve">NIST SP 800-53 Rev 5 Technical Runbook</w:t>
+          <w:t xml:space="preserve">NIST SP 800-53 Rev 5 Reference Design</w:t>
         </w:r>
       </w:hyperlink>
     </w:p>
